--- a/Progres-Fatimah/Jurnal Submit/submit/MJMS/Linny/Blinded_Manuscript.docx
+++ b/Progres-Fatimah/Jurnal Submit/submit/MJMS/Linny/Blinded_Manuscript.docx
@@ -92,7 +92,7 @@
         <w:jc w:val="both"/>
       </w:pPr>
       <w:r>
-        <w:t>Keywords: type 2 diabetes; glycaemic control; glycated haemoglobin; cholesterol; low-density lipoprotein cholesterol; high-density lipoprotein cholesterol; triglycerides; dyslipidaemia</w:t>
+        <w:t>Keywords: type 2 diabetes; glycaemic control; glycated haemoglobin; triglycerides; dyslipidaemia</w:t>
       </w:r>
     </w:p>
     <w:p>
